--- a/samples/corpus/full/chantiers/nacrines/3-execution/site-meeting-minutes/2026-03-26_compte-rendu-de-chantier-n12.docx
+++ b/samples/corpus/full/chantiers/nacrines/3-execution/site-meeting-minutes/2026-03-26_compte-rendu-de-chantier-n12.docx
@@ -686,7 +686,7 @@
         <w:pStyle w:val="ListBullet"/>
       </w:pPr>
       <w:r>
-        <w:t>Lot 2 : ravalement terminé sur les quatre façades.</w:t>
+        <w:t>Lot 2 : ravalement terminé sur les façades sud et est, les sous-faces et les soubassements.</w:t>
       </w:r>
     </w:p>
     <w:p>
